--- a/Notes giovanni.docx
+++ b/Notes giovanni.docx
@@ -1,6 +1,6 @@
 
 <file path=word/document.xml><?xml version="1.0" encoding="utf-8"?>
-<w:document xmlns:wpc="http://schemas.microsoft.com/office/word/2010/wordprocessingCanvas" xmlns:cx="http://schemas.microsoft.com/office/drawing/2014/chartex" xmlns:cx1="http://schemas.microsoft.com/office/drawing/2015/9/8/chartex" xmlns:cx2="http://schemas.microsoft.com/office/drawing/2015/10/21/chartex" xmlns:cx3="http://schemas.microsoft.com/office/drawing/2016/5/9/chartex" xmlns:cx4="http://schemas.microsoft.com/office/drawing/2016/5/10/chartex" xmlns:cx5="http://schemas.microsoft.com/office/drawing/2016/5/11/chartex" xmlns:cx6="http://schemas.microsoft.com/office/drawing/2016/5/12/chartex" xmlns:cx7="http://schemas.microsoft.com/office/drawing/2016/5/13/chartex" xmlns:cx8="http://schemas.microsoft.com/office/drawing/2016/5/14/chartex" xmlns:mc="http://schemas.openxmlformats.org/markup-compatibility/2006" xmlns:aink="http://schemas.microsoft.com/office/drawing/2016/ink" xmlns:am3d="http://schemas.microsoft.com/office/drawing/2017/model3d" xmlns:o="urn:schemas-microsoft-com:office:office" xmlns:oel="http://schemas.microsoft.com/office/2019/extlst" xmlns:r="http://schemas.openxmlformats.org/officeDocument/2006/relationships" xmlns:m="http://schemas.openxmlformats.org/officeDocument/2006/math" xmlns:v="urn:schemas-microsoft-com:vml" xmlns:wp14="http://schemas.microsoft.com/office/word/2010/wordprocessingDrawing" xmlns:wp="http://schemas.openxmlformats.org/drawingml/2006/wordprocessingDrawing" xmlns:w10="urn:schemas-microsoft-com:office:word" xmlns:w="http://schemas.openxmlformats.org/wordprocessingml/2006/main" xmlns:w14="http://schemas.microsoft.com/office/word/2010/wordml" xmlns:w15="http://schemas.microsoft.com/office/word/2012/wordml" xmlns:w16cex="http://schemas.microsoft.com/office/word/2018/wordml/cex" xmlns:w16cid="http://schemas.microsoft.com/office/word/2016/wordml/cid" xmlns:w16="http://schemas.microsoft.com/office/word/2018/wordml" xmlns:w16du="http://schemas.microsoft.com/office/word/2023/wordml/word16du" xmlns:w16sdtdh="http://schemas.microsoft.com/office/word/2020/wordml/sdtdatahash" xmlns:w16sdtfl="http://schemas.microsoft.com/office/word/2024/wordml/sdtformatlock" xmlns:w16se="http://schemas.microsoft.com/office/word/2015/wordml/symex" xmlns:wpg="http://schemas.microsoft.com/office/word/2010/wordprocessingGroup" xmlns:wpi="http://schemas.microsoft.com/office/word/2010/wordprocessingInk" xmlns:wne="http://schemas.microsoft.com/office/word/2006/wordml" xmlns:wps="http://schemas.microsoft.com/office/word/2010/wordprocessingShape" mc:Ignorable="w14 w15 w16se w16cid w16 w16cex w16sdtdh w16sdtfl w16du wp14">
+<w:document xmlns:wpc="http://schemas.microsoft.com/office/word/2010/wordprocessingCanvas" xmlns:cx="http://schemas.microsoft.com/office/drawing/2014/chartex" xmlns:cx1="http://schemas.microsoft.com/office/drawing/2015/9/8/chartex" xmlns:cx2="http://schemas.microsoft.com/office/drawing/2015/10/21/chartex" xmlns:cx3="http://schemas.microsoft.com/office/drawing/2016/5/9/chartex" xmlns:cx4="http://schemas.microsoft.com/office/drawing/2016/5/10/chartex" xmlns:cx5="http://schemas.microsoft.com/office/drawing/2016/5/11/chartex" xmlns:cx6="http://schemas.microsoft.com/office/drawing/2016/5/12/chartex" xmlns:cx7="http://schemas.microsoft.com/office/drawing/2016/5/13/chartex" xmlns:cx8="http://schemas.microsoft.com/office/drawing/2016/5/14/chartex" xmlns:mc="http://schemas.openxmlformats.org/markup-compatibility/2006" xmlns:aink="http://schemas.microsoft.com/office/drawing/2016/ink" xmlns:am3d="http://schemas.microsoft.com/office/drawing/2017/model3d" xmlns:o="urn:schemas-microsoft-com:office:office" xmlns:oel="http://schemas.microsoft.com/office/2019/extlst" xmlns:r="http://schemas.openxmlformats.org/officeDocument/2006/relationships" xmlns:m="http://schemas.openxmlformats.org/officeDocument/2006/math" xmlns:v="urn:schemas-microsoft-com:vml" xmlns:wp14="http://schemas.microsoft.com/office/word/2010/wordprocessingDrawing" xmlns:wp="http://schemas.openxmlformats.org/drawingml/2006/wordprocessingDrawing" xmlns:w10="urn:schemas-microsoft-com:office:word" xmlns:w="http://schemas.openxmlformats.org/wordprocessingml/2006/main" xmlns:w14="http://schemas.microsoft.com/office/word/2010/wordml" xmlns:w15="http://schemas.microsoft.com/office/word/2012/wordml" xmlns:w16cei="http://schemas.microsoft.com/office/word/2026/wordml/cei" xmlns:w16cex="http://schemas.microsoft.com/office/word/2018/wordml/cex" xmlns:w16cid="http://schemas.microsoft.com/office/word/2016/wordml/cid" xmlns:w16="http://schemas.microsoft.com/office/word/2018/wordml" xmlns:w16du="http://schemas.microsoft.com/office/word/2023/wordml/word16du" xmlns:w16sdtdh="http://schemas.microsoft.com/office/word/2020/wordml/sdtdatahash" xmlns:w16sdtfl="http://schemas.microsoft.com/office/word/2024/wordml/sdtformatlock" xmlns:w16se="http://schemas.microsoft.com/office/word/2015/wordml/symex" xmlns:wpg="http://schemas.microsoft.com/office/word/2010/wordprocessingGroup" xmlns:wpi="http://schemas.microsoft.com/office/word/2010/wordprocessingInk" xmlns:wne="http://schemas.microsoft.com/office/word/2006/wordml" xmlns:wps="http://schemas.microsoft.com/office/word/2010/wordprocessingShape" mc:Ignorable="w14 w15 w16se w16cid w16 w16cex w16sdtdh w16sdtfl w16du wp14">
   <w:body>
     <w:p>
       <w:r>
@@ -39,12 +39,118 @@
           <w:numId w:val="1"/>
         </w:numPr>
       </w:pPr>
-      <w:r>
-        <w:t xml:space="preserve">Subchapter </w:t>
-      </w:r>
-      <w:r>
-        <w:t>ecological impact</w:t>
-      </w:r>
+      <w:proofErr w:type="spellStart"/>
+      <w:r>
+        <w:t>Subchapter</w:t>
+      </w:r>
+      <w:proofErr w:type="spellEnd"/>
+      <w:r>
+        <w:t xml:space="preserve"> </w:t>
+      </w:r>
+      <w:proofErr w:type="spellStart"/>
+      <w:r>
+        <w:t>ecological</w:t>
+      </w:r>
+      <w:proofErr w:type="spellEnd"/>
+      <w:r>
+        <w:t xml:space="preserve"> </w:t>
+      </w:r>
+      <w:proofErr w:type="spellStart"/>
+      <w:r>
+        <w:t>impact</w:t>
+      </w:r>
+      <w:proofErr w:type="spellEnd"/>
+    </w:p>
+    <w:p>
+      <w:r>
+        <w:t xml:space="preserve">Questions </w:t>
+      </w:r>
+      <w:proofErr w:type="spellStart"/>
+      <w:r>
+        <w:t>Thursday</w:t>
+      </w:r>
+      <w:proofErr w:type="spellEnd"/>
+    </w:p>
+    <w:p>
+      <w:pPr>
+        <w:pStyle w:val="Listenabsatz"/>
+        <w:numPr>
+          <w:ilvl w:val="0"/>
+          <w:numId w:val="1"/>
+        </w:numPr>
+      </w:pPr>
+      <w:r>
+        <w:t xml:space="preserve">How </w:t>
+      </w:r>
+      <w:proofErr w:type="spellStart"/>
+      <w:r>
+        <w:t>long</w:t>
+      </w:r>
+      <w:proofErr w:type="spellEnd"/>
+      <w:r>
+        <w:t xml:space="preserve"> </w:t>
+      </w:r>
+      <w:proofErr w:type="spellStart"/>
+      <w:r>
+        <w:t>should</w:t>
+      </w:r>
+      <w:proofErr w:type="spellEnd"/>
+      <w:r>
+        <w:t xml:space="preserve"> it </w:t>
+      </w:r>
+      <w:proofErr w:type="spellStart"/>
+      <w:r>
+        <w:t>be</w:t>
+      </w:r>
+      <w:proofErr w:type="spellEnd"/>
+      <w:r>
+        <w:t xml:space="preserve"> </w:t>
+      </w:r>
+      <w:proofErr w:type="spellStart"/>
+      <w:r>
+        <w:t>max</w:t>
+      </w:r>
+      <w:proofErr w:type="spellEnd"/>
+      <w:r>
+        <w:t xml:space="preserve">? </w:t>
+      </w:r>
+      <w:proofErr w:type="spellStart"/>
+      <w:r>
+        <w:t>Currently</w:t>
+      </w:r>
+      <w:proofErr w:type="spellEnd"/>
+      <w:r>
+        <w:t xml:space="preserve"> 80+ </w:t>
+      </w:r>
+      <w:proofErr w:type="spellStart"/>
+      <w:r>
+        <w:t>pages</w:t>
+      </w:r>
+      <w:proofErr w:type="spellEnd"/>
+      <w:r>
+        <w:t xml:space="preserve">, </w:t>
+      </w:r>
+      <w:proofErr w:type="spellStart"/>
+      <w:r>
+        <w:t>unsure</w:t>
+      </w:r>
+      <w:proofErr w:type="spellEnd"/>
+      <w:r>
+        <w:t xml:space="preserve"> </w:t>
+      </w:r>
+      <w:proofErr w:type="spellStart"/>
+      <w:r>
+        <w:t>where</w:t>
+      </w:r>
+      <w:proofErr w:type="spellEnd"/>
+      <w:r>
+        <w:t xml:space="preserve"> to </w:t>
+      </w:r>
+      <w:proofErr w:type="spellStart"/>
+      <w:r>
+        <w:t>shorten</w:t>
+      </w:r>
+      <w:proofErr w:type="spellEnd"/>
     </w:p>
     <w:sectPr>
       <w:pgSz w:w="11906" w:h="16838"/>
@@ -57,7 +163,7 @@
 </file>
 
 <file path=word/numbering.xml><?xml version="1.0" encoding="utf-8"?>
-<w:numbering xmlns:wpc="http://schemas.microsoft.com/office/word/2010/wordprocessingCanvas" xmlns:cx="http://schemas.microsoft.com/office/drawing/2014/chartex" xmlns:cx1="http://schemas.microsoft.com/office/drawing/2015/9/8/chartex" xmlns:cx2="http://schemas.microsoft.com/office/drawing/2015/10/21/chartex" xmlns:cx3="http://schemas.microsoft.com/office/drawing/2016/5/9/chartex" xmlns:cx4="http://schemas.microsoft.com/office/drawing/2016/5/10/chartex" xmlns:cx5="http://schemas.microsoft.com/office/drawing/2016/5/11/chartex" xmlns:cx6="http://schemas.microsoft.com/office/drawing/2016/5/12/chartex" xmlns:cx7="http://schemas.microsoft.com/office/drawing/2016/5/13/chartex" xmlns:cx8="http://schemas.microsoft.com/office/drawing/2016/5/14/chartex" xmlns:mc="http://schemas.openxmlformats.org/markup-compatibility/2006" xmlns:aink="http://schemas.microsoft.com/office/drawing/2016/ink" xmlns:am3d="http://schemas.microsoft.com/office/drawing/2017/model3d" xmlns:o="urn:schemas-microsoft-com:office:office" xmlns:oel="http://schemas.microsoft.com/office/2019/extlst" xmlns:r="http://schemas.openxmlformats.org/officeDocument/2006/relationships" xmlns:m="http://schemas.openxmlformats.org/officeDocument/2006/math" xmlns:v="urn:schemas-microsoft-com:vml" xmlns:wp14="http://schemas.microsoft.com/office/word/2010/wordprocessingDrawing" xmlns:wp="http://schemas.openxmlformats.org/drawingml/2006/wordprocessingDrawing" xmlns:w10="urn:schemas-microsoft-com:office:word" xmlns:w="http://schemas.openxmlformats.org/wordprocessingml/2006/main" xmlns:w14="http://schemas.microsoft.com/office/word/2010/wordml" xmlns:w15="http://schemas.microsoft.com/office/word/2012/wordml" xmlns:w16cex="http://schemas.microsoft.com/office/word/2018/wordml/cex" xmlns:w16cid="http://schemas.microsoft.com/office/word/2016/wordml/cid" xmlns:w16="http://schemas.microsoft.com/office/word/2018/wordml" xmlns:w16du="http://schemas.microsoft.com/office/word/2023/wordml/word16du" xmlns:w16sdtdh="http://schemas.microsoft.com/office/word/2020/wordml/sdtdatahash" xmlns:w16sdtfl="http://schemas.microsoft.com/office/word/2024/wordml/sdtformatlock" xmlns:w16se="http://schemas.microsoft.com/office/word/2015/wordml/symex" xmlns:wpg="http://schemas.microsoft.com/office/word/2010/wordprocessingGroup" xmlns:wpi="http://schemas.microsoft.com/office/word/2010/wordprocessingInk" xmlns:wne="http://schemas.microsoft.com/office/word/2006/wordml" xmlns:wps="http://schemas.microsoft.com/office/word/2010/wordprocessingShape" mc:Ignorable="w14 w15 w16se w16cid w16 w16cex w16sdtdh w16sdtfl w16du wp14">
+<w:numbering xmlns:wpc="http://schemas.microsoft.com/office/word/2010/wordprocessingCanvas" xmlns:cx="http://schemas.microsoft.com/office/drawing/2014/chartex" xmlns:cx1="http://schemas.microsoft.com/office/drawing/2015/9/8/chartex" xmlns:cx2="http://schemas.microsoft.com/office/drawing/2015/10/21/chartex" xmlns:cx3="http://schemas.microsoft.com/office/drawing/2016/5/9/chartex" xmlns:cx4="http://schemas.microsoft.com/office/drawing/2016/5/10/chartex" xmlns:cx5="http://schemas.microsoft.com/office/drawing/2016/5/11/chartex" xmlns:cx6="http://schemas.microsoft.com/office/drawing/2016/5/12/chartex" xmlns:cx7="http://schemas.microsoft.com/office/drawing/2016/5/13/chartex" xmlns:cx8="http://schemas.microsoft.com/office/drawing/2016/5/14/chartex" xmlns:mc="http://schemas.openxmlformats.org/markup-compatibility/2006" xmlns:aink="http://schemas.microsoft.com/office/drawing/2016/ink" xmlns:am3d="http://schemas.microsoft.com/office/drawing/2017/model3d" xmlns:o="urn:schemas-microsoft-com:office:office" xmlns:oel="http://schemas.microsoft.com/office/2019/extlst" xmlns:r="http://schemas.openxmlformats.org/officeDocument/2006/relationships" xmlns:m="http://schemas.openxmlformats.org/officeDocument/2006/math" xmlns:v="urn:schemas-microsoft-com:vml" xmlns:wp14="http://schemas.microsoft.com/office/word/2010/wordprocessingDrawing" xmlns:wp="http://schemas.openxmlformats.org/drawingml/2006/wordprocessingDrawing" xmlns:w10="urn:schemas-microsoft-com:office:word" xmlns:w="http://schemas.openxmlformats.org/wordprocessingml/2006/main" xmlns:w14="http://schemas.microsoft.com/office/word/2010/wordml" xmlns:w15="http://schemas.microsoft.com/office/word/2012/wordml" xmlns:w16cei="http://schemas.microsoft.com/office/word/2026/wordml/cei" xmlns:w16cex="http://schemas.microsoft.com/office/word/2018/wordml/cex" xmlns:w16cid="http://schemas.microsoft.com/office/word/2016/wordml/cid" xmlns:w16="http://schemas.microsoft.com/office/word/2018/wordml" xmlns:w16du="http://schemas.microsoft.com/office/word/2023/wordml/word16du" xmlns:w16sdtdh="http://schemas.microsoft.com/office/word/2020/wordml/sdtdatahash" xmlns:w16sdtfl="http://schemas.microsoft.com/office/word/2024/wordml/sdtformatlock" xmlns:w16se="http://schemas.microsoft.com/office/word/2015/wordml/symex" xmlns:wpg="http://schemas.microsoft.com/office/word/2010/wordprocessingGroup" xmlns:wpi="http://schemas.microsoft.com/office/word/2010/wordprocessingInk" xmlns:wne="http://schemas.microsoft.com/office/word/2006/wordml" xmlns:wps="http://schemas.microsoft.com/office/word/2010/wordprocessingShape" mc:Ignorable="w14 w15 w16se w16cid w16 w16cex w16sdtdh w16sdtfl w16du wp14">
   <w:abstractNum w:abstractNumId="0" w15:restartNumberingAfterBreak="0">
     <w:nsid w:val="20617294"/>
     <w:multiLevelType w:val="hybridMultilevel"/>

--- a/Notes giovanni.docx
+++ b/Notes giovanni.docx
@@ -39,37 +39,17 @@
           <w:numId w:val="1"/>
         </w:numPr>
       </w:pPr>
-      <w:proofErr w:type="spellStart"/>
-      <w:r>
-        <w:t>Subchapter</w:t>
-      </w:r>
-      <w:proofErr w:type="spellEnd"/>
-      <w:r>
-        <w:t xml:space="preserve"> </w:t>
-      </w:r>
-      <w:proofErr w:type="spellStart"/>
-      <w:r>
-        <w:t>ecological</w:t>
-      </w:r>
-      <w:proofErr w:type="spellEnd"/>
-      <w:r>
-        <w:t xml:space="preserve"> </w:t>
-      </w:r>
-      <w:proofErr w:type="spellStart"/>
-      <w:r>
-        <w:t>impact</w:t>
-      </w:r>
-      <w:proofErr w:type="spellEnd"/>
+      <w:r>
+        <w:t xml:space="preserve">Subchapter </w:t>
+      </w:r>
+      <w:r>
+        <w:t>ecological impact</w:t>
+      </w:r>
     </w:p>
     <w:p>
       <w:r>
-        <w:t xml:space="preserve">Questions </w:t>
-      </w:r>
-      <w:proofErr w:type="spellStart"/>
-      <w:r>
-        <w:t>Thursday</w:t>
-      </w:r>
-      <w:proofErr w:type="spellEnd"/>
+        <w:t>Questions Thursday</w:t>
+      </w:r>
     </w:p>
     <w:p>
       <w:pPr>
@@ -80,77 +60,99 @@
         </w:numPr>
       </w:pPr>
       <w:r>
-        <w:t xml:space="preserve">How </w:t>
-      </w:r>
-      <w:proofErr w:type="spellStart"/>
-      <w:r>
-        <w:t>long</w:t>
-      </w:r>
-      <w:proofErr w:type="spellEnd"/>
-      <w:r>
-        <w:t xml:space="preserve"> </w:t>
-      </w:r>
-      <w:proofErr w:type="spellStart"/>
-      <w:r>
-        <w:t>should</w:t>
-      </w:r>
-      <w:proofErr w:type="spellEnd"/>
-      <w:r>
-        <w:t xml:space="preserve"> it </w:t>
-      </w:r>
-      <w:proofErr w:type="spellStart"/>
-      <w:r>
-        <w:t>be</w:t>
-      </w:r>
-      <w:proofErr w:type="spellEnd"/>
-      <w:r>
-        <w:t xml:space="preserve"> </w:t>
-      </w:r>
-      <w:proofErr w:type="spellStart"/>
-      <w:r>
-        <w:t>max</w:t>
-      </w:r>
-      <w:proofErr w:type="spellEnd"/>
-      <w:r>
-        <w:t xml:space="preserve">? </w:t>
-      </w:r>
-      <w:proofErr w:type="spellStart"/>
-      <w:r>
-        <w:t>Currently</w:t>
-      </w:r>
-      <w:proofErr w:type="spellEnd"/>
-      <w:r>
-        <w:t xml:space="preserve"> 80+ </w:t>
-      </w:r>
-      <w:proofErr w:type="spellStart"/>
-      <w:r>
-        <w:t>pages</w:t>
-      </w:r>
-      <w:proofErr w:type="spellEnd"/>
-      <w:r>
-        <w:t xml:space="preserve">, </w:t>
-      </w:r>
-      <w:proofErr w:type="spellStart"/>
-      <w:r>
-        <w:t>unsure</w:t>
-      </w:r>
-      <w:proofErr w:type="spellEnd"/>
-      <w:r>
-        <w:t xml:space="preserve"> </w:t>
-      </w:r>
-      <w:proofErr w:type="spellStart"/>
-      <w:r>
-        <w:t>where</w:t>
-      </w:r>
-      <w:proofErr w:type="spellEnd"/>
-      <w:r>
-        <w:t xml:space="preserve"> to </w:t>
-      </w:r>
-      <w:proofErr w:type="spellStart"/>
-      <w:r>
-        <w:t>shorten</w:t>
-      </w:r>
-      <w:proofErr w:type="spellEnd"/>
+        <w:t>How long should it be max? Currently 80+ pages, unsure where to shorten</w:t>
+      </w:r>
+    </w:p>
+    <w:p>
+      <w:pPr>
+        <w:pStyle w:val="Listenabsatz"/>
+        <w:numPr>
+          <w:ilvl w:val="0"/>
+          <w:numId w:val="1"/>
+        </w:numPr>
+      </w:pPr>
+      <w:r>
+        <w:t xml:space="preserve">Main source (wang2018) describes mapping different </w:t>
+      </w:r>
+      <w:r>
+        <w:t xml:space="preserve">sensors </w:t>
+      </w:r>
+      <w:r>
+        <w:t xml:space="preserve">in building automation, yet that is not the </w:t>
+      </w:r>
+      <w:r>
+        <w:t xml:space="preserve">exact </w:t>
+      </w:r>
+      <w:r>
+        <w:t>same use case as in the thesis</w:t>
+      </w:r>
+    </w:p>
+    <w:p/>
+    <w:p>
+      <w:pPr>
+        <w:pStyle w:val="Listenabsatz"/>
+        <w:numPr>
+          <w:ilvl w:val="0"/>
+          <w:numId w:val="1"/>
+        </w:numPr>
+      </w:pPr>
+      <w:r>
+        <w:t>Decide powercenter i</w:t>
+      </w:r>
+      <w:r>
+        <w:t xml:space="preserve">s in it </w:t>
+      </w:r>
+      <w:r>
+        <w:t xml:space="preserve">and make clear whether it </w:t>
+      </w:r>
+      <w:r>
+        <w:t>belongs in it or not</w:t>
+      </w:r>
+    </w:p>
+    <w:p>
+      <w:pPr>
+        <w:pStyle w:val="Listenabsatz"/>
+        <w:numPr>
+          <w:ilvl w:val="0"/>
+          <w:numId w:val="1"/>
+        </w:numPr>
+      </w:pPr>
+      <w:r>
+        <w:t xml:space="preserve">Qualitative </w:t>
+      </w:r>
+      <w:r>
+        <w:t>prüfung anstatt quanitivae vaidation</w:t>
+      </w:r>
+    </w:p>
+    <w:p>
+      <w:pPr>
+        <w:pStyle w:val="Listenabsatz"/>
+        <w:numPr>
+          <w:ilvl w:val="0"/>
+          <w:numId w:val="1"/>
+        </w:numPr>
+      </w:pPr>
+      <w:r>
+        <w:t xml:space="preserve">Description of </w:t>
+      </w:r>
+      <w:r>
+        <w:t xml:space="preserve">process </w:t>
+      </w:r>
+    </w:p>
+    <w:p>
+      <w:pPr>
+        <w:pStyle w:val="Listenabsatz"/>
+        <w:numPr>
+          <w:ilvl w:val="0"/>
+          <w:numId w:val="1"/>
+        </w:numPr>
+      </w:pPr>
+      <w:r>
+        <w:t xml:space="preserve">Benefit analysis für </w:t>
+      </w:r>
+      <w:r>
+        <w:t>projektgeschäft</w:t>
+      </w:r>
     </w:p>
     <w:sectPr>
       <w:pgSz w:w="11906" w:h="16838"/>

--- a/Notes giovanni.docx
+++ b/Notes giovanni.docx
@@ -4,8 +4,13 @@
   <w:body>
     <w:p>
       <w:r>
-        <w:t>Notes giovanni</w:t>
-      </w:r>
+        <w:t xml:space="preserve">Notes </w:t>
+      </w:r>
+      <w:proofErr w:type="spellStart"/>
+      <w:r>
+        <w:t>giovanni</w:t>
+      </w:r>
+      <w:proofErr w:type="spellEnd"/>
     </w:p>
     <w:p>
       <w:pPr>
@@ -16,8 +21,37 @@
         </w:numPr>
       </w:pPr>
       <w:r>
-        <w:t>Move pde and config tool to basics</w:t>
-      </w:r>
+        <w:t xml:space="preserve">Move </w:t>
+      </w:r>
+      <w:proofErr w:type="spellStart"/>
+      <w:r>
+        <w:t>pde</w:t>
+      </w:r>
+      <w:proofErr w:type="spellEnd"/>
+      <w:r>
+        <w:t xml:space="preserve"> and </w:t>
+      </w:r>
+      <w:proofErr w:type="spellStart"/>
+      <w:r>
+        <w:t>config</w:t>
+      </w:r>
+      <w:proofErr w:type="spellEnd"/>
+      <w:r>
+        <w:t xml:space="preserve"> </w:t>
+      </w:r>
+      <w:proofErr w:type="spellStart"/>
+      <w:r>
+        <w:t>tool</w:t>
+      </w:r>
+      <w:proofErr w:type="spellEnd"/>
+      <w:r>
+        <w:t xml:space="preserve"> to </w:t>
+      </w:r>
+      <w:proofErr w:type="spellStart"/>
+      <w:r>
+        <w:t>basics</w:t>
+      </w:r>
+      <w:proofErr w:type="spellEnd"/>
     </w:p>
     <w:p>
       <w:pPr>
@@ -28,8 +62,93 @@
         </w:numPr>
       </w:pPr>
       <w:r>
-        <w:t>Impact on academic level (how can process be used on an academic level), maybe subchapter</w:t>
-      </w:r>
+        <w:t xml:space="preserve">Impact on </w:t>
+      </w:r>
+      <w:proofErr w:type="spellStart"/>
+      <w:r>
+        <w:t>academic</w:t>
+      </w:r>
+      <w:proofErr w:type="spellEnd"/>
+      <w:r>
+        <w:t xml:space="preserve"> </w:t>
+      </w:r>
+      <w:proofErr w:type="spellStart"/>
+      <w:r>
+        <w:t>level</w:t>
+      </w:r>
+      <w:proofErr w:type="spellEnd"/>
+      <w:r>
+        <w:t xml:space="preserve"> (</w:t>
+      </w:r>
+      <w:proofErr w:type="spellStart"/>
+      <w:r>
+        <w:t>how</w:t>
+      </w:r>
+      <w:proofErr w:type="spellEnd"/>
+      <w:r>
+        <w:t xml:space="preserve"> </w:t>
+      </w:r>
+      <w:proofErr w:type="spellStart"/>
+      <w:r>
+        <w:t>can</w:t>
+      </w:r>
+      <w:proofErr w:type="spellEnd"/>
+      <w:r>
+        <w:t xml:space="preserve"> </w:t>
+      </w:r>
+      <w:proofErr w:type="spellStart"/>
+      <w:r>
+        <w:t>process</w:t>
+      </w:r>
+      <w:proofErr w:type="spellEnd"/>
+      <w:r>
+        <w:t xml:space="preserve"> </w:t>
+      </w:r>
+      <w:proofErr w:type="spellStart"/>
+      <w:r>
+        <w:t>be</w:t>
+      </w:r>
+      <w:proofErr w:type="spellEnd"/>
+      <w:r>
+        <w:t xml:space="preserve"> </w:t>
+      </w:r>
+      <w:proofErr w:type="spellStart"/>
+      <w:r>
+        <w:t>used</w:t>
+      </w:r>
+      <w:proofErr w:type="spellEnd"/>
+      <w:r>
+        <w:t xml:space="preserve"> on an </w:t>
+      </w:r>
+      <w:proofErr w:type="spellStart"/>
+      <w:r>
+        <w:t>academic</w:t>
+      </w:r>
+      <w:proofErr w:type="spellEnd"/>
+      <w:r>
+        <w:t xml:space="preserve"> </w:t>
+      </w:r>
+      <w:proofErr w:type="spellStart"/>
+      <w:r>
+        <w:t>level</w:t>
+      </w:r>
+      <w:proofErr w:type="spellEnd"/>
+      <w:r>
+        <w:t xml:space="preserve">), </w:t>
+      </w:r>
+      <w:proofErr w:type="spellStart"/>
+      <w:r>
+        <w:t>maybe</w:t>
+      </w:r>
+      <w:proofErr w:type="spellEnd"/>
+      <w:r>
+        <w:t xml:space="preserve"> </w:t>
+      </w:r>
+      <w:proofErr w:type="spellStart"/>
+      <w:r>
+        <w:t>subchapter</w:t>
+      </w:r>
+      <w:proofErr w:type="spellEnd"/>
     </w:p>
     <w:p>
       <w:pPr>
@@ -39,17 +158,37 @@
           <w:numId w:val="1"/>
         </w:numPr>
       </w:pPr>
-      <w:r>
-        <w:t xml:space="preserve">Subchapter </w:t>
-      </w:r>
-      <w:r>
-        <w:t>ecological impact</w:t>
-      </w:r>
+      <w:proofErr w:type="spellStart"/>
+      <w:r>
+        <w:t>Subchapter</w:t>
+      </w:r>
+      <w:proofErr w:type="spellEnd"/>
+      <w:r>
+        <w:t xml:space="preserve"> </w:t>
+      </w:r>
+      <w:proofErr w:type="spellStart"/>
+      <w:r>
+        <w:t>ecological</w:t>
+      </w:r>
+      <w:proofErr w:type="spellEnd"/>
+      <w:r>
+        <w:t xml:space="preserve"> </w:t>
+      </w:r>
+      <w:proofErr w:type="spellStart"/>
+      <w:r>
+        <w:t>impact</w:t>
+      </w:r>
+      <w:proofErr w:type="spellEnd"/>
     </w:p>
     <w:p>
       <w:r>
-        <w:t>Questions Thursday</w:t>
-      </w:r>
+        <w:t xml:space="preserve">Questions </w:t>
+      </w:r>
+      <w:proofErr w:type="spellStart"/>
+      <w:r>
+        <w:t>Thursday</w:t>
+      </w:r>
+      <w:proofErr w:type="spellEnd"/>
     </w:p>
     <w:p>
       <w:pPr>
@@ -60,8 +199,77 @@
         </w:numPr>
       </w:pPr>
       <w:r>
-        <w:t>How long should it be max? Currently 80+ pages, unsure where to shorten</w:t>
-      </w:r>
+        <w:t xml:space="preserve">How </w:t>
+      </w:r>
+      <w:proofErr w:type="spellStart"/>
+      <w:r>
+        <w:t>long</w:t>
+      </w:r>
+      <w:proofErr w:type="spellEnd"/>
+      <w:r>
+        <w:t xml:space="preserve"> </w:t>
+      </w:r>
+      <w:proofErr w:type="spellStart"/>
+      <w:r>
+        <w:t>should</w:t>
+      </w:r>
+      <w:proofErr w:type="spellEnd"/>
+      <w:r>
+        <w:t xml:space="preserve"> it </w:t>
+      </w:r>
+      <w:proofErr w:type="spellStart"/>
+      <w:r>
+        <w:t>be</w:t>
+      </w:r>
+      <w:proofErr w:type="spellEnd"/>
+      <w:r>
+        <w:t xml:space="preserve"> </w:t>
+      </w:r>
+      <w:proofErr w:type="spellStart"/>
+      <w:r>
+        <w:t>max</w:t>
+      </w:r>
+      <w:proofErr w:type="spellEnd"/>
+      <w:r>
+        <w:t xml:space="preserve">? </w:t>
+      </w:r>
+      <w:proofErr w:type="spellStart"/>
+      <w:r>
+        <w:t>Currently</w:t>
+      </w:r>
+      <w:proofErr w:type="spellEnd"/>
+      <w:r>
+        <w:t xml:space="preserve"> 80+ </w:t>
+      </w:r>
+      <w:proofErr w:type="spellStart"/>
+      <w:r>
+        <w:t>pages</w:t>
+      </w:r>
+      <w:proofErr w:type="spellEnd"/>
+      <w:r>
+        <w:t xml:space="preserve">, </w:t>
+      </w:r>
+      <w:proofErr w:type="spellStart"/>
+      <w:r>
+        <w:t>unsure</w:t>
+      </w:r>
+      <w:proofErr w:type="spellEnd"/>
+      <w:r>
+        <w:t xml:space="preserve"> </w:t>
+      </w:r>
+      <w:proofErr w:type="spellStart"/>
+      <w:r>
+        <w:t>where</w:t>
+      </w:r>
+      <w:proofErr w:type="spellEnd"/>
+      <w:r>
+        <w:t xml:space="preserve"> to </w:t>
+      </w:r>
+      <w:proofErr w:type="spellStart"/>
+      <w:r>
+        <w:t>shorten</w:t>
+      </w:r>
+      <w:proofErr w:type="spellEnd"/>
     </w:p>
     <w:p>
       <w:pPr>
@@ -72,20 +280,107 @@
         </w:numPr>
       </w:pPr>
       <w:r>
-        <w:t xml:space="preserve">Main source (wang2018) describes mapping different </w:t>
-      </w:r>
-      <w:r>
-        <w:t xml:space="preserve">sensors </w:t>
-      </w:r>
-      <w:r>
-        <w:t xml:space="preserve">in building automation, yet that is not the </w:t>
-      </w:r>
-      <w:r>
-        <w:t xml:space="preserve">exact </w:t>
-      </w:r>
-      <w:r>
-        <w:t>same use case as in the thesis</w:t>
-      </w:r>
+        <w:t xml:space="preserve">Main source (wang2018) </w:t>
+      </w:r>
+      <w:proofErr w:type="spellStart"/>
+      <w:r>
+        <w:t>describes</w:t>
+      </w:r>
+      <w:proofErr w:type="spellEnd"/>
+      <w:r>
+        <w:t xml:space="preserve"> </w:t>
+      </w:r>
+      <w:proofErr w:type="spellStart"/>
+      <w:r>
+        <w:t>mapping</w:t>
+      </w:r>
+      <w:proofErr w:type="spellEnd"/>
+      <w:r>
+        <w:t xml:space="preserve"> different </w:t>
+      </w:r>
+      <w:proofErr w:type="spellStart"/>
+      <w:r>
+        <w:t>sensors</w:t>
+      </w:r>
+      <w:proofErr w:type="spellEnd"/>
+      <w:r>
+        <w:t xml:space="preserve"> </w:t>
+      </w:r>
+      <w:r>
+        <w:t xml:space="preserve">in </w:t>
+      </w:r>
+      <w:proofErr w:type="spellStart"/>
+      <w:r>
+        <w:t>building</w:t>
+      </w:r>
+      <w:proofErr w:type="spellEnd"/>
+      <w:r>
+        <w:t xml:space="preserve"> </w:t>
+      </w:r>
+      <w:proofErr w:type="spellStart"/>
+      <w:r>
+        <w:t>automation</w:t>
+      </w:r>
+      <w:proofErr w:type="spellEnd"/>
+      <w:r>
+        <w:t xml:space="preserve">, </w:t>
+      </w:r>
+      <w:proofErr w:type="spellStart"/>
+      <w:r>
+        <w:t>yet</w:t>
+      </w:r>
+      <w:proofErr w:type="spellEnd"/>
+      <w:r>
+        <w:t xml:space="preserve"> </w:t>
+      </w:r>
+      <w:proofErr w:type="spellStart"/>
+      <w:r>
+        <w:t>that</w:t>
+      </w:r>
+      <w:proofErr w:type="spellEnd"/>
+      <w:r>
+        <w:t xml:space="preserve"> </w:t>
+      </w:r>
+      <w:proofErr w:type="spellStart"/>
+      <w:r>
+        <w:t>is</w:t>
+      </w:r>
+      <w:proofErr w:type="spellEnd"/>
+      <w:r>
+        <w:t xml:space="preserve"> not the </w:t>
+      </w:r>
+      <w:proofErr w:type="spellStart"/>
+      <w:r>
+        <w:t>exact</w:t>
+      </w:r>
+      <w:proofErr w:type="spellEnd"/>
+      <w:r>
+        <w:t xml:space="preserve"> </w:t>
+      </w:r>
+      <w:r>
+        <w:t xml:space="preserve">same </w:t>
+      </w:r>
+      <w:proofErr w:type="spellStart"/>
+      <w:r>
+        <w:t>use</w:t>
+      </w:r>
+      <w:proofErr w:type="spellEnd"/>
+      <w:r>
+        <w:t xml:space="preserve"> </w:t>
+      </w:r>
+      <w:proofErr w:type="spellStart"/>
+      <w:r>
+        <w:t>case</w:t>
+      </w:r>
+      <w:proofErr w:type="spellEnd"/>
+      <w:r>
+        <w:t xml:space="preserve"> as in the </w:t>
+      </w:r>
+      <w:proofErr w:type="spellStart"/>
+      <w:r>
+        <w:t>thesis</w:t>
+      </w:r>
+      <w:proofErr w:type="spellEnd"/>
     </w:p>
     <w:p/>
     <w:p>
@@ -96,17 +391,75 @@
           <w:numId w:val="1"/>
         </w:numPr>
       </w:pPr>
-      <w:r>
-        <w:t>Decide powercenter i</w:t>
-      </w:r>
-      <w:r>
-        <w:t xml:space="preserve">s in it </w:t>
-      </w:r>
-      <w:r>
-        <w:t xml:space="preserve">and make clear whether it </w:t>
-      </w:r>
-      <w:r>
-        <w:t>belongs in it or not</w:t>
+      <w:proofErr w:type="spellStart"/>
+      <w:r>
+        <w:t>Decide</w:t>
+      </w:r>
+      <w:proofErr w:type="spellEnd"/>
+      <w:r>
+        <w:t xml:space="preserve"> </w:t>
+      </w:r>
+      <w:proofErr w:type="spellStart"/>
+      <w:r>
+        <w:t>powercenter</w:t>
+      </w:r>
+      <w:proofErr w:type="spellEnd"/>
+      <w:r>
+        <w:t xml:space="preserve"> </w:t>
+      </w:r>
+      <w:proofErr w:type="spellStart"/>
+      <w:r>
+        <w:t>i</w:t>
+      </w:r>
+      <w:r>
+        <w:t>s</w:t>
+      </w:r>
+      <w:proofErr w:type="spellEnd"/>
+      <w:r>
+        <w:t xml:space="preserve"> in it </w:t>
+      </w:r>
+      <w:r>
+        <w:t xml:space="preserve">and </w:t>
+      </w:r>
+      <w:proofErr w:type="spellStart"/>
+      <w:r>
+        <w:t>make</w:t>
+      </w:r>
+      <w:proofErr w:type="spellEnd"/>
+      <w:r>
+        <w:t xml:space="preserve"> </w:t>
+      </w:r>
+      <w:proofErr w:type="spellStart"/>
+      <w:r>
+        <w:t>clear</w:t>
+      </w:r>
+      <w:proofErr w:type="spellEnd"/>
+      <w:r>
+        <w:t xml:space="preserve"> </w:t>
+      </w:r>
+      <w:proofErr w:type="spellStart"/>
+      <w:r>
+        <w:t>whether</w:t>
+      </w:r>
+      <w:proofErr w:type="spellEnd"/>
+      <w:r>
+        <w:t xml:space="preserve"> it </w:t>
+      </w:r>
+      <w:proofErr w:type="spellStart"/>
+      <w:r>
+        <w:t>belongs</w:t>
+      </w:r>
+      <w:proofErr w:type="spellEnd"/>
+      <w:r>
+        <w:t xml:space="preserve"> in it </w:t>
+      </w:r>
+      <w:proofErr w:type="spellStart"/>
+      <w:r>
+        <w:t>or</w:t>
+      </w:r>
+      <w:proofErr w:type="spellEnd"/>
+      <w:r>
+        <w:t xml:space="preserve"> not</w:t>
       </w:r>
     </w:p>
     <w:p>
@@ -120,9 +473,27 @@
       <w:r>
         <w:t xml:space="preserve">Qualitative </w:t>
       </w:r>
-      <w:r>
-        <w:t>prüfung anstatt quanitivae vaidation</w:t>
-      </w:r>
+      <w:proofErr w:type="spellStart"/>
+      <w:r>
+        <w:t>prüfung</w:t>
+      </w:r>
+      <w:proofErr w:type="spellEnd"/>
+      <w:r>
+        <w:t xml:space="preserve"> anstatt </w:t>
+      </w:r>
+      <w:proofErr w:type="spellStart"/>
+      <w:r>
+        <w:t>quanitivae</w:t>
+      </w:r>
+      <w:proofErr w:type="spellEnd"/>
+      <w:r>
+        <w:t xml:space="preserve"> </w:t>
+      </w:r>
+      <w:proofErr w:type="spellStart"/>
+      <w:r>
+        <w:t>vaidation</w:t>
+      </w:r>
+      <w:proofErr w:type="spellEnd"/>
     </w:p>
     <w:p>
       <w:pPr>
@@ -135,8 +506,13 @@
       <w:r>
         <w:t xml:space="preserve">Description of </w:t>
       </w:r>
-      <w:r>
-        <w:t xml:space="preserve">process </w:t>
+      <w:proofErr w:type="spellStart"/>
+      <w:r>
+        <w:t>process</w:t>
+      </w:r>
+      <w:proofErr w:type="spellEnd"/>
+      <w:r>
+        <w:t xml:space="preserve"> </w:t>
       </w:r>
     </w:p>
     <w:p>
@@ -148,10 +524,478 @@
         </w:numPr>
       </w:pPr>
       <w:r>
-        <w:t xml:space="preserve">Benefit analysis für </w:t>
-      </w:r>
+        <w:t xml:space="preserve">Benefit </w:t>
+      </w:r>
+      <w:proofErr w:type="spellStart"/>
+      <w:r>
+        <w:t>analysis</w:t>
+      </w:r>
+      <w:proofErr w:type="spellEnd"/>
+      <w:r>
+        <w:t xml:space="preserve"> für </w:t>
+      </w:r>
+      <w:proofErr w:type="spellStart"/>
       <w:r>
         <w:t>projektgeschäft</w:t>
+      </w:r>
+      <w:proofErr w:type="spellEnd"/>
+    </w:p>
+    <w:p>
+      <w:r>
+        <w:t xml:space="preserve">Feedback </w:t>
+      </w:r>
+      <w:proofErr w:type="spellStart"/>
+      <w:r>
+        <w:t>feedback</w:t>
+      </w:r>
+      <w:proofErr w:type="spellEnd"/>
+      <w:r>
+        <w:t xml:space="preserve">: </w:t>
+      </w:r>
+    </w:p>
+    <w:p>
+      <w:pPr>
+        <w:pStyle w:val="Listenabsatz"/>
+        <w:numPr>
+          <w:ilvl w:val="0"/>
+          <w:numId w:val="1"/>
+        </w:numPr>
+      </w:pPr>
+      <w:r>
+        <w:t xml:space="preserve">IT/network </w:t>
+      </w:r>
+      <w:proofErr w:type="spellStart"/>
+      <w:r>
+        <w:t>operations</w:t>
+      </w:r>
+      <w:proofErr w:type="spellEnd"/>
+      <w:r>
+        <w:t xml:space="preserve">: </w:t>
+      </w:r>
+      <w:proofErr w:type="spellStart"/>
+      <w:r>
+        <w:t>justification</w:t>
+      </w:r>
+      <w:proofErr w:type="spellEnd"/>
+      <w:r>
+        <w:t xml:space="preserve"> in </w:t>
+      </w:r>
+      <w:proofErr w:type="spellStart"/>
+      <w:r>
+        <w:t>text</w:t>
+      </w:r>
+      <w:proofErr w:type="spellEnd"/>
+      <w:r>
+        <w:t xml:space="preserve"> </w:t>
+      </w:r>
+      <w:proofErr w:type="spellStart"/>
+      <w:r>
+        <w:t>below</w:t>
+      </w:r>
+      <w:proofErr w:type="spellEnd"/>
+      <w:r>
+        <w:t>?</w:t>
+      </w:r>
+    </w:p>
+    <w:p>
+      <w:pPr>
+        <w:pStyle w:val="Listenabsatz"/>
+        <w:numPr>
+          <w:ilvl w:val="0"/>
+          <w:numId w:val="1"/>
+        </w:numPr>
+      </w:pPr>
+      <w:r>
+        <w:t xml:space="preserve">Scope: Powercenter 2000 </w:t>
+      </w:r>
+      <w:proofErr w:type="spellStart"/>
+      <w:r>
+        <w:t>justified</w:t>
+      </w:r>
+      <w:proofErr w:type="spellEnd"/>
+      <w:r>
+        <w:t xml:space="preserve"> also in </w:t>
+      </w:r>
+      <w:proofErr w:type="spellStart"/>
+      <w:r>
+        <w:t>text</w:t>
+      </w:r>
+      <w:proofErr w:type="spellEnd"/>
+      <w:r>
+        <w:t xml:space="preserve"> </w:t>
+      </w:r>
+      <w:proofErr w:type="spellStart"/>
+      <w:r>
+        <w:t>below</w:t>
+      </w:r>
+      <w:proofErr w:type="spellEnd"/>
+      <w:r>
+        <w:t xml:space="preserve"> and in </w:t>
+      </w:r>
+      <w:proofErr w:type="spellStart"/>
+      <w:r>
+        <w:t>table</w:t>
+      </w:r>
+      <w:proofErr w:type="spellEnd"/>
+    </w:p>
+    <w:p>
+      <w:pPr>
+        <w:pStyle w:val="Listenabsatz"/>
+        <w:numPr>
+          <w:ilvl w:val="0"/>
+          <w:numId w:val="1"/>
+        </w:numPr>
+      </w:pPr>
+      <w:r>
+        <w:t xml:space="preserve">A safe </w:t>
+      </w:r>
+      <w:proofErr w:type="spellStart"/>
+      <w:r>
+        <w:t>physical</w:t>
+      </w:r>
+      <w:proofErr w:type="spellEnd"/>
+      <w:r>
+        <w:t xml:space="preserve"> </w:t>
+      </w:r>
+      <w:proofErr w:type="spellStart"/>
+      <w:r>
+        <w:t>test</w:t>
+      </w:r>
+      <w:proofErr w:type="spellEnd"/>
+      <w:r>
+        <w:t xml:space="preserve"> of </w:t>
+      </w:r>
+      <w:proofErr w:type="spellStart"/>
+      <w:r>
+        <w:t>one</w:t>
+      </w:r>
+      <w:proofErr w:type="spellEnd"/>
+      <w:r>
+        <w:t xml:space="preserve"> </w:t>
+      </w:r>
+      <w:proofErr w:type="spellStart"/>
+      <w:r>
+        <w:t>alarm</w:t>
+      </w:r>
+      <w:proofErr w:type="spellEnd"/>
+      <w:r>
+        <w:t xml:space="preserve"> </w:t>
+      </w:r>
+      <w:proofErr w:type="spellStart"/>
+      <w:r>
+        <w:t>demonstrates</w:t>
+      </w:r>
+      <w:proofErr w:type="spellEnd"/>
+      <w:r>
+        <w:t xml:space="preserve"> the </w:t>
+      </w:r>
+      <w:proofErr w:type="spellStart"/>
+      <w:r>
+        <w:t>path</w:t>
+      </w:r>
+      <w:proofErr w:type="spellEnd"/>
+      <w:r>
+        <w:t xml:space="preserve"> but not </w:t>
+      </w:r>
+      <w:proofErr w:type="spellStart"/>
+      <w:r>
+        <w:t>every</w:t>
+      </w:r>
+      <w:proofErr w:type="spellEnd"/>
+      <w:r>
+        <w:t xml:space="preserve"> </w:t>
+      </w:r>
+      <w:proofErr w:type="spellStart"/>
+      <w:r>
+        <w:t>bit</w:t>
+      </w:r>
+      <w:proofErr w:type="spellEnd"/>
+      <w:r>
+        <w:t xml:space="preserve"> </w:t>
+      </w:r>
+      <w:proofErr w:type="spellStart"/>
+      <w:r>
+        <w:t>mapping</w:t>
+      </w:r>
+      <w:proofErr w:type="spellEnd"/>
+      <w:r>
+        <w:t xml:space="preserve">. Add an </w:t>
+      </w:r>
+      <w:proofErr w:type="spellStart"/>
+      <w:r>
+        <w:t>artefact</w:t>
+      </w:r>
+      <w:proofErr w:type="spellEnd"/>
+      <w:r>
+        <w:t xml:space="preserve">-level </w:t>
+      </w:r>
+      <w:proofErr w:type="spellStart"/>
+      <w:r>
+        <w:t>comparison</w:t>
+      </w:r>
+      <w:proofErr w:type="spellEnd"/>
+      <w:r>
+        <w:t xml:space="preserve"> </w:t>
+      </w:r>
+      <w:proofErr w:type="spellStart"/>
+      <w:r>
+        <w:t>or</w:t>
+      </w:r>
+      <w:proofErr w:type="spellEnd"/>
+      <w:r>
+        <w:t xml:space="preserve"> </w:t>
+      </w:r>
+      <w:proofErr w:type="spellStart"/>
+      <w:r>
+        <w:t>simulator-based</w:t>
+      </w:r>
+      <w:proofErr w:type="spellEnd"/>
+      <w:r>
+        <w:t xml:space="preserve"> </w:t>
+      </w:r>
+      <w:proofErr w:type="spellStart"/>
+      <w:r>
+        <w:t>test</w:t>
+      </w:r>
+      <w:proofErr w:type="spellEnd"/>
+      <w:r>
+        <w:t xml:space="preserve"> for all </w:t>
+      </w:r>
+      <w:proofErr w:type="spellStart"/>
+      <w:r>
+        <w:t>bit</w:t>
+      </w:r>
+      <w:proofErr w:type="spellEnd"/>
+      <w:r>
+        <w:t xml:space="preserve"> </w:t>
+      </w:r>
+      <w:proofErr w:type="spellStart"/>
+      <w:r>
+        <w:t>positions</w:t>
+      </w:r>
+      <w:proofErr w:type="spellEnd"/>
+      <w:r>
+        <w:t>.</w:t>
+      </w:r>
+      <w:r>
+        <w:t xml:space="preserve"> </w:t>
+      </w:r>
+      <w:r>
+        <w:sym w:font="Wingdings" w:char="F0E0"/>
+      </w:r>
+      <w:r>
+        <w:t xml:space="preserve"> </w:t>
+      </w:r>
+      <w:proofErr w:type="spellStart"/>
+      <w:r>
+        <w:t>cant</w:t>
+      </w:r>
+      <w:proofErr w:type="spellEnd"/>
+      <w:r>
+        <w:t xml:space="preserve"> </w:t>
+      </w:r>
+      <w:proofErr w:type="spellStart"/>
+      <w:r>
+        <w:t>be</w:t>
+      </w:r>
+      <w:proofErr w:type="spellEnd"/>
+      <w:r>
+        <w:t xml:space="preserve"> </w:t>
+      </w:r>
+      <w:proofErr w:type="spellStart"/>
+      <w:r>
+        <w:t>done</w:t>
+      </w:r>
+      <w:proofErr w:type="spellEnd"/>
+      <w:r>
+        <w:t xml:space="preserve"> </w:t>
+      </w:r>
+      <w:proofErr w:type="spellStart"/>
+      <w:r>
+        <w:t>anymore</w:t>
+      </w:r>
+      <w:proofErr w:type="spellEnd"/>
+      <w:r>
+        <w:t xml:space="preserve">, </w:t>
+      </w:r>
+      <w:proofErr w:type="spellStart"/>
+      <w:r>
+        <w:t>argument</w:t>
+      </w:r>
+      <w:proofErr w:type="spellEnd"/>
+      <w:r>
+        <w:t xml:space="preserve"> via </w:t>
+      </w:r>
+      <w:proofErr w:type="spellStart"/>
+      <w:r>
+        <w:t>that</w:t>
+      </w:r>
+      <w:proofErr w:type="spellEnd"/>
+      <w:r>
+        <w:t xml:space="preserve"> the different </w:t>
+      </w:r>
+      <w:proofErr w:type="spellStart"/>
+      <w:r>
+        <w:t>test</w:t>
+      </w:r>
+      <w:proofErr w:type="spellEnd"/>
+      <w:r>
+        <w:t xml:space="preserve"> </w:t>
+      </w:r>
+      <w:proofErr w:type="spellStart"/>
+      <w:r>
+        <w:t>cases</w:t>
+      </w:r>
+      <w:proofErr w:type="spellEnd"/>
+      <w:r>
+        <w:t xml:space="preserve"> </w:t>
+      </w:r>
+      <w:proofErr w:type="spellStart"/>
+      <w:r>
+        <w:t>are</w:t>
+      </w:r>
+      <w:proofErr w:type="spellEnd"/>
+      <w:r>
+        <w:t xml:space="preserve"> not </w:t>
+      </w:r>
+      <w:proofErr w:type="spellStart"/>
+      <w:r>
+        <w:t>core</w:t>
+      </w:r>
+      <w:proofErr w:type="spellEnd"/>
+      <w:r>
+        <w:t xml:space="preserve"> </w:t>
+      </w:r>
+      <w:proofErr w:type="spellStart"/>
+      <w:r>
+        <w:t>part</w:t>
+      </w:r>
+      <w:proofErr w:type="spellEnd"/>
+      <w:r>
+        <w:t xml:space="preserve"> of the </w:t>
+      </w:r>
+      <w:proofErr w:type="spellStart"/>
+      <w:r>
+        <w:t>thesis</w:t>
+      </w:r>
+      <w:proofErr w:type="spellEnd"/>
+      <w:r>
+        <w:t xml:space="preserve">? </w:t>
+      </w:r>
+      <w:proofErr w:type="spellStart"/>
+      <w:r>
+        <w:t>Basically</w:t>
+      </w:r>
+      <w:proofErr w:type="spellEnd"/>
+      <w:r>
+        <w:t xml:space="preserve">: </w:t>
+      </w:r>
+      <w:proofErr w:type="spellStart"/>
+      <w:r>
+        <w:t>one</w:t>
+      </w:r>
+      <w:proofErr w:type="spellEnd"/>
+      <w:r>
+        <w:t xml:space="preserve"> </w:t>
+      </w:r>
+      <w:proofErr w:type="spellStart"/>
+      <w:r>
+        <w:t>alarm</w:t>
+      </w:r>
+      <w:proofErr w:type="spellEnd"/>
+      <w:r>
+        <w:t xml:space="preserve"> </w:t>
+      </w:r>
+      <w:proofErr w:type="spellStart"/>
+      <w:r>
+        <w:t>test</w:t>
+      </w:r>
+      <w:proofErr w:type="spellEnd"/>
+      <w:r>
+        <w:t xml:space="preserve"> </w:t>
+      </w:r>
+      <w:proofErr w:type="spellStart"/>
+      <w:r>
+        <w:t>case</w:t>
+      </w:r>
+      <w:proofErr w:type="spellEnd"/>
+      <w:r>
+        <w:t xml:space="preserve"> </w:t>
+      </w:r>
+      <w:proofErr w:type="spellStart"/>
+      <w:r>
+        <w:t>is</w:t>
+      </w:r>
+      <w:proofErr w:type="spellEnd"/>
+      <w:r>
+        <w:t xml:space="preserve"> </w:t>
+      </w:r>
+      <w:proofErr w:type="spellStart"/>
+      <w:r>
+        <w:t>enough</w:t>
+      </w:r>
+      <w:proofErr w:type="spellEnd"/>
+      <w:r>
+        <w:t xml:space="preserve"> to </w:t>
+      </w:r>
+      <w:proofErr w:type="spellStart"/>
+      <w:r>
+        <w:t>prove</w:t>
+      </w:r>
+      <w:proofErr w:type="spellEnd"/>
+      <w:r>
+        <w:t xml:space="preserve"> </w:t>
+      </w:r>
+      <w:proofErr w:type="spellStart"/>
+      <w:r>
+        <w:t>that</w:t>
+      </w:r>
+      <w:proofErr w:type="spellEnd"/>
+      <w:r>
+        <w:t xml:space="preserve"> it </w:t>
+      </w:r>
+      <w:proofErr w:type="spellStart"/>
+      <w:r>
+        <w:t>works</w:t>
+      </w:r>
+      <w:proofErr w:type="spellEnd"/>
+      <w:r>
+        <w:t xml:space="preserve">, additional </w:t>
+      </w:r>
+      <w:proofErr w:type="spellStart"/>
+      <w:r>
+        <w:t>test</w:t>
+      </w:r>
+      <w:proofErr w:type="spellEnd"/>
+      <w:r>
+        <w:t xml:space="preserve"> </w:t>
+      </w:r>
+      <w:proofErr w:type="spellStart"/>
+      <w:r>
+        <w:t>cases</w:t>
+      </w:r>
+      <w:proofErr w:type="spellEnd"/>
+      <w:r>
+        <w:t xml:space="preserve"> </w:t>
+      </w:r>
+      <w:proofErr w:type="spellStart"/>
+      <w:r>
+        <w:t>are</w:t>
+      </w:r>
+      <w:proofErr w:type="spellEnd"/>
+      <w:r>
+        <w:t xml:space="preserve"> </w:t>
+      </w:r>
+      <w:r>
+        <w:t xml:space="preserve">not </w:t>
+      </w:r>
+      <w:proofErr w:type="spellStart"/>
+      <w:r>
+        <w:t>required</w:t>
+      </w:r>
+      <w:proofErr w:type="spellEnd"/>
+      <w:r>
+        <w:t xml:space="preserve"> </w:t>
       </w:r>
     </w:p>
     <w:sectPr>
@@ -887,7 +1731,6 @@
   <w:style w:type="character" w:default="1" w:styleId="Absatz-Standardschriftart">
     <w:name w:val="Default Paragraph Font"/>
     <w:uiPriority w:val="1"/>
-    <w:semiHidden/>
     <w:unhideWhenUsed/>
   </w:style>
   <w:style w:type="table" w:default="1" w:styleId="NormaleTabelle">
